--- a/ind/docx/43.content.docx
+++ b/ind/docx/43.content.docx
@@ -128,19 +128,6 @@
           <w:lang w:val="id_ID" w:bidi="id_ID"/>
         </w:rPr>
         <w:t>JHN</w:t>
-      </w:r>
-      <w:r>
-        <w:rPr>
-          <w:lang w:val="id_ID" w:bidi="id_ID"/>
-        </w:rPr>
-      </w:r>
-    </w:p>
-    <w:p>
-      <w:pPr/>
-      <w:r>
-        <w:rPr>
-          <w:lang w:val="id_ID" w:bidi="id_ID"/>
-        </w:rPr>
       </w:r>
       <w:r>
         <w:rPr>

--- a/ind/docx/43.content.docx
+++ b/ind/docx/43.content.docx
@@ -19,7 +19,7 @@
         <w:rPr>
           <w:lang w:val="id_ID" w:bidi="id_ID"/>
         </w:rPr>
-        <w:t>Resource: Catatan Terjemahan (unfoldingWord)</w:t>
+        <w:t>Resource: unfoldingWord® Translation Notes</w:t>
       </w:r>
       <w:r>
         <w:rPr>
@@ -90,7 +90,7 @@
         <w:rPr>
           <w:lang w:val="id_ID" w:bidi="id_ID"/>
         </w:rPr>
-        <w:t>Catatan Terjemahan (unfoldingWord)</w:t>
+        <w:t>unfoldingWord® Translation Notes</w:t>
       </w:r>
     </w:p>
     <w:p>

--- a/ind/docx/43.content.docx
+++ b/ind/docx/43.content.docx
@@ -210,7 +210,7 @@
           <w:b/>
           <w:lang w:val="id_ID" w:bidi="id_ID"/>
         </w:rPr>
-        <w:t>"Pada mulanya adalah"</w:t>
+        <w:t>ἐν ἀρχῇ ἦν</w:t>
       </w:r>
     </w:p>
     <w:p>
@@ -222,9 +222,10 @@
       </w:r>
       <w:r>
         <w:rPr>
-          <w:lang w:val="id_ID" w:bidi="id_ID"/>
-        </w:rPr>
-        <w:t>Frasa ini merujuk pada waktu yang sangat awal sebelum Allah menciptakan langit dan bumi. Ini bukan merujuk pada suatu periode waktu di masa lalu yang jauh. Jika hal ini mungkin membingungkan bagi pembaca Anda, Anda bisa menyatakan maknanya secara eksplisit. Terjemahan alternatif: “Sebelum permulaan alam semesta, ada … ” atau “Sebelum alam semesta mulai, sudah ada … ”</w:t>
+          <w:b/>
+          <w:lang w:val="id_ID" w:bidi="id_ID"/>
+        </w:rPr>
+        <w:t>"Pada mulanya adalah"</w:t>
       </w:r>
     </w:p>
     <w:p>
@@ -238,23 +239,7 @@
         <w:rPr>
           <w:lang w:val="id_ID" w:bidi="id_ID"/>
         </w:rPr>
-        <w:t xml:space="preserve">Lihat: </w:t>
-      </w:r>
-      <w:r>
-        <w:rPr>
-          <w:lang w:val="id_ID" w:bidi="id_ID"/>
-        </w:rPr>
-        <w:t>Hal-Hal yang Dianggap Sudah Diketahui dan Informasi Tersirat</w:t>
-      </w:r>
-      <w:r>
-        <w:rPr>
-          <w:lang w:val="id_ID" w:bidi="id_ID"/>
-        </w:rPr>
-      </w:r>
-      <w:r>
-        <w:rPr>
-          <w:lang w:val="id_ID" w:bidi="id_ID"/>
-        </w:rPr>
+        <w:t>Frasa ini merujuk pada waktu yang sangat awal sebelum Allah menciptakan langit dan bumi. Ini bukan merujuk pada suatu periode waktu di masa lalu yang jauh. Jika hal ini mungkin membingungkan bagi pembaca Anda, Anda bisa menyatakan maknanya secara eksplisit. Terjemahan alternatif: “Sebelum permulaan alam semesta, ada … ” atau “Sebelum alam semesta mulai, sudah ada … ”</w:t>
       </w:r>
     </w:p>
     <w:p>
@@ -264,16 +249,22 @@
           <w:lang w:val="id_ID" w:bidi="id_ID"/>
         </w:rPr>
       </w:r>
-    </w:p>
-    <w:p>
-      <w:pPr>
-        <w:pStyle w:val="Heading2"/>
-      </w:pPr>
-      <w:r>
-        <w:rPr>
-          <w:lang w:val="id_ID" w:bidi="id_ID"/>
-        </w:rPr>
-        <w:t>Yohanes 1:1 (#2)</w:t>
+      <w:r>
+        <w:rPr>
+          <w:lang w:val="id_ID" w:bidi="id_ID"/>
+        </w:rPr>
+        <w:t xml:space="preserve">Lihat: </w:t>
+      </w:r>
+      <w:r>
+        <w:rPr>
+          <w:lang w:val="id_ID" w:bidi="id_ID"/>
+        </w:rPr>
+        <w:t>Hal-Hal yang Dianggap Sudah Diketahui dan Informasi Tersirat</w:t>
+      </w:r>
+      <w:r>
+        <w:rPr>
+          <w:lang w:val="id_ID" w:bidi="id_ID"/>
+        </w:rPr>
       </w:r>
       <w:r>
         <w:rPr>
@@ -288,12 +279,21 @@
           <w:lang w:val="id_ID" w:bidi="id_ID"/>
         </w:rPr>
       </w:r>
-      <w:r>
-        <w:rPr>
-          <w:b/>
-          <w:lang w:val="id_ID" w:bidi="id_ID"/>
-        </w:rPr>
-        <w:t>"Firman"</w:t>
+    </w:p>
+    <w:p>
+      <w:pPr>
+        <w:pStyle w:val="Heading2"/>
+      </w:pPr>
+      <w:r>
+        <w:rPr>
+          <w:lang w:val="id_ID" w:bidi="id_ID"/>
+        </w:rPr>
+        <w:t>Yohanes 1:1 (#2)</w:t>
+      </w:r>
+      <w:r>
+        <w:rPr>
+          <w:lang w:val="id_ID" w:bidi="id_ID"/>
+        </w:rPr>
       </w:r>
     </w:p>
     <w:p>
@@ -305,35 +305,10 @@
       </w:r>
       <w:r>
         <w:rPr>
-          <w:lang w:val="id_ID" w:bidi="id_ID"/>
-        </w:rPr>
-        <w:t xml:space="preserve">Di sini, </w:t>
-      </w:r>
-      <w:r>
-        <w:rPr>
           <w:b/>
           <w:lang w:val="id_ID" w:bidi="id_ID"/>
         </w:rPr>
-        <w:t>Firman</w:t>
-      </w:r>
-      <w:r>
-        <w:rPr>
-          <w:lang w:val="id_ID" w:bidi="id_ID"/>
-        </w:rPr>
-        <w:t xml:space="preserve"> merujuk kepada Yesus, bukan merujuk pada kata-kata yang diucapkan (sabda). TB menggunakan huruf kapital pada </w:t>
-      </w:r>
-      <w:r>
-        <w:rPr>
-          <w:b/>
-          <w:lang w:val="id_ID" w:bidi="id_ID"/>
-        </w:rPr>
-        <w:t>Firman</w:t>
-      </w:r>
-      <w:r>
-        <w:rPr>
-          <w:lang w:val="id_ID" w:bidi="id_ID"/>
-        </w:rPr>
-        <w:t xml:space="preserve"> untuk menunjukkan bahwa ini adalah gelar untuk Yesus. Gunakan cara penulisan apa pun yang dipakai dalam bahasa Anda untuk menunjukkan bahwa ini adalah gelar. Jika kata "Firman" berbentuk feminin dalam bahasa Anda, maka kata ini bisa diterjemahkan sebagai "Dia yang disebut Firman." Lihat bahasan dalam pengantar pasal ini untuk informasi lebih lanjut. Terjemahan alternatif: "Yesus, yang adalah Firman"</w:t>
+        <w:t>ὁ λόγος</w:t>
       </w:r>
     </w:p>
     <w:p>
@@ -345,25 +320,10 @@
       </w:r>
       <w:r>
         <w:rPr>
-          <w:lang w:val="id_ID" w:bidi="id_ID"/>
-        </w:rPr>
-        <w:t xml:space="preserve">Lihat: </w:t>
-      </w:r>
-      <w:r>
-        <w:rPr>
-          <w:lang w:val="id_ID" w:bidi="id_ID"/>
-        </w:rPr>
-        <w:t>Hal-Hal yang Dianggap Sudah Diketahui dan Informasi Tersirat</w:t>
-      </w:r>
-      <w:r>
-        <w:rPr>
-          <w:lang w:val="id_ID" w:bidi="id_ID"/>
-        </w:rPr>
-      </w:r>
-      <w:r>
-        <w:rPr>
-          <w:lang w:val="id_ID" w:bidi="id_ID"/>
-        </w:rPr>
+          <w:b/>
+          <w:lang w:val="id_ID" w:bidi="id_ID"/>
+        </w:rPr>
+        <w:t>"Firman"</w:t>
       </w:r>
     </w:p>
     <w:p>
@@ -373,8 +333,78 @@
           <w:lang w:val="id_ID" w:bidi="id_ID"/>
         </w:rPr>
       </w:r>
+      <w:r>
+        <w:rPr>
+          <w:lang w:val="id_ID" w:bidi="id_ID"/>
+        </w:rPr>
+        <w:t xml:space="preserve">Di sini, </w:t>
+      </w:r>
+      <w:r>
+        <w:rPr>
+          <w:b/>
+          <w:lang w:val="id_ID" w:bidi="id_ID"/>
+        </w:rPr>
+        <w:t>Firman</w:t>
+      </w:r>
+      <w:r>
+        <w:rPr>
+          <w:lang w:val="id_ID" w:bidi="id_ID"/>
+        </w:rPr>
+        <w:t xml:space="preserve"> merujuk kepada Yesus, bukan merujuk pada kata-kata yang diucapkan (sabda). TB menggunakan huruf kapital pada </w:t>
+      </w:r>
+      <w:r>
+        <w:rPr>
+          <w:b/>
+          <w:lang w:val="id_ID" w:bidi="id_ID"/>
+        </w:rPr>
+        <w:t>Firman</w:t>
+      </w:r>
+      <w:r>
+        <w:rPr>
+          <w:lang w:val="id_ID" w:bidi="id_ID"/>
+        </w:rPr>
+        <w:t xml:space="preserve"> untuk menunjukkan bahwa ini adalah gelar untuk Yesus. Gunakan cara penulisan apa pun yang dipakai dalam bahasa Anda untuk menunjukkan bahwa ini adalah gelar. Jika kata "Firman" berbentuk feminin dalam bahasa Anda, maka kata ini bisa diterjemahkan sebagai "Dia yang disebut Firman." Lihat bahasan dalam pengantar pasal ini untuk informasi lebih lanjut. Terjemahan alternatif: "Yesus, yang adalah Firman"</w:t>
+      </w:r>
     </w:p>
     <w:p>
+      <w:pPr/>
+      <w:r>
+        <w:rPr>
+          <w:lang w:val="id_ID" w:bidi="id_ID"/>
+        </w:rPr>
+      </w:r>
+      <w:r>
+        <w:rPr>
+          <w:lang w:val="id_ID" w:bidi="id_ID"/>
+        </w:rPr>
+        <w:t xml:space="preserve">Lihat: </w:t>
+      </w:r>
+      <w:r>
+        <w:rPr>
+          <w:lang w:val="id_ID" w:bidi="id_ID"/>
+        </w:rPr>
+        <w:t>Hal-Hal yang Dianggap Sudah Diketahui dan Informasi Tersirat</w:t>
+      </w:r>
+      <w:r>
+        <w:rPr>
+          <w:lang w:val="id_ID" w:bidi="id_ID"/>
+        </w:rPr>
+      </w:r>
+      <w:r>
+        <w:rPr>
+          <w:lang w:val="id_ID" w:bidi="id_ID"/>
+        </w:rPr>
+      </w:r>
+    </w:p>
+    <w:p>
+      <w:pPr/>
+      <w:r>
+        <w:rPr>
+          <w:lang w:val="id_ID" w:bidi="id_ID"/>
+        </w:rPr>
+      </w:r>
+    </w:p>
+    <w:p>
       <w:pPr>
         <w:pStyle w:val="Heading2"/>
       </w:pPr>
@@ -388,6 +418,21 @@
         <w:rPr>
           <w:lang w:val="id_ID" w:bidi="id_ID"/>
         </w:rPr>
+      </w:r>
+    </w:p>
+    <w:p>
+      <w:pPr/>
+      <w:r>
+        <w:rPr>
+          <w:lang w:val="id_ID" w:bidi="id_ID"/>
+        </w:rPr>
+      </w:r>
+      <w:r>
+        <w:rPr>
+          <w:b/>
+          <w:lang w:val="id_ID" w:bidi="id_ID"/>
+        </w:rPr>
+        <w:t>οὗτος</w:t>
       </w:r>
     </w:p>
     <w:p>

--- a/ind/docx/43.content.docx
+++ b/ind/docx/43.content.docx
@@ -570,6 +570,185 @@
           <w:lang w:val="id_ID" w:bidi="id_ID"/>
         </w:rPr>
         <w:t>. Terjemahan alternatif: “sebelum permulaan alam semesta” atau “sebelum alam semesta mulai ada”.</w:t>
+      </w:r>
+      <w:r>
+        <w:rPr>
+          <w:lang w:val="id_ID" w:bidi="id_ID"/>
+        </w:rPr>
+      </w:r>
+      <w:r>
+        <w:rPr>
+          <w:lang w:val="id_ID" w:bidi="id_ID"/>
+        </w:rPr>
+      </w:r>
+    </w:p>
+    <w:p>
+      <w:pPr/>
+      <w:r>
+        <w:rPr>
+          <w:lang w:val="id_ID" w:bidi="id_ID"/>
+        </w:rPr>
+      </w:r>
+    </w:p>
+    <w:p>
+      <w:pPr>
+        <w:pStyle w:val="Heading2"/>
+      </w:pPr>
+      <w:r>
+        <w:rPr>
+          <w:lang w:val="id_ID" w:bidi="id_ID"/>
+        </w:rPr>
+        <w:t>Yohanes 1:3 (#1)</w:t>
+      </w:r>
+      <w:r>
+        <w:rPr>
+          <w:lang w:val="id_ID" w:bidi="id_ID"/>
+        </w:rPr>
+      </w:r>
+    </w:p>
+    <w:p>
+      <w:pPr/>
+      <w:r>
+        <w:rPr>
+          <w:lang w:val="id_ID" w:bidi="id_ID"/>
+        </w:rPr>
+      </w:r>
+      <w:r>
+        <w:rPr>
+          <w:b/>
+          <w:lang w:val="id_ID" w:bidi="id_ID"/>
+        </w:rPr>
+        <w:t>"Segala sesuatu dijadikan oleh Dia"</w:t>
+      </w:r>
+    </w:p>
+    <w:p>
+      <w:pPr/>
+      <w:r>
+        <w:rPr>
+          <w:lang w:val="id_ID" w:bidi="id_ID"/>
+        </w:rPr>
+      </w:r>
+      <w:r>
+        <w:rPr>
+          <w:lang w:val="id_ID" w:bidi="id_ID"/>
+        </w:rPr>
+        <w:t>Jika bahasa Anda tidak menggunakan bentuk pasif dengan cara ini, Anda bisa menyampaikan konsep tersebut dalam bentuk aktif atau dengan cara lain yang wajar dalam bahasa Anda. Jika Anda perlu menyatakan siapa yang melakukan tindakan tersebut, Yohanes menyiratkan bahwa Allah yang melakukannya. Terjemahan alternatif: “Allah menciptakan segala sesuatu melalui Dia”</w:t>
+      </w:r>
+    </w:p>
+    <w:p>
+      <w:pPr/>
+      <w:r>
+        <w:rPr>
+          <w:lang w:val="id_ID" w:bidi="id_ID"/>
+        </w:rPr>
+      </w:r>
+      <w:r>
+        <w:rPr>
+          <w:lang w:val="id_ID" w:bidi="id_ID"/>
+        </w:rPr>
+        <w:t xml:space="preserve">Lihat: </w:t>
+      </w:r>
+      <w:r>
+        <w:rPr>
+          <w:lang w:val="id_ID" w:bidi="id_ID"/>
+        </w:rPr>
+        <w:t>Aktif atau Pasif</w:t>
+      </w:r>
+      <w:r>
+        <w:rPr>
+          <w:lang w:val="id_ID" w:bidi="id_ID"/>
+        </w:rPr>
+      </w:r>
+      <w:r>
+        <w:rPr>
+          <w:lang w:val="id_ID" w:bidi="id_ID"/>
+        </w:rPr>
+      </w:r>
+    </w:p>
+    <w:p>
+      <w:pPr/>
+      <w:r>
+        <w:rPr>
+          <w:lang w:val="id_ID" w:bidi="id_ID"/>
+        </w:rPr>
+      </w:r>
+    </w:p>
+    <w:p>
+      <w:pPr>
+        <w:pStyle w:val="Heading2"/>
+      </w:pPr>
+      <w:r>
+        <w:rPr>
+          <w:lang w:val="id_ID" w:bidi="id_ID"/>
+        </w:rPr>
+        <w:t>Yohanes 1:3 (#2)</w:t>
+      </w:r>
+      <w:r>
+        <w:rPr>
+          <w:lang w:val="id_ID" w:bidi="id_ID"/>
+        </w:rPr>
+      </w:r>
+    </w:p>
+    <w:p>
+      <w:pPr/>
+      <w:r>
+        <w:rPr>
+          <w:lang w:val="id_ID" w:bidi="id_ID"/>
+        </w:rPr>
+      </w:r>
+      <w:r>
+        <w:rPr>
+          <w:b/>
+          <w:lang w:val="id_ID" w:bidi="id_ID"/>
+        </w:rPr>
+        <w:t>"Dia"</w:t>
+      </w:r>
+    </w:p>
+    <w:p>
+      <w:pPr/>
+      <w:r>
+        <w:rPr>
+          <w:lang w:val="id_ID" w:bidi="id_ID"/>
+        </w:rPr>
+      </w:r>
+      <w:r>
+        <w:rPr>
+          <w:lang w:val="id_ID" w:bidi="id_ID"/>
+        </w:rPr>
+        <w:t xml:space="preserve">Di sini, </w:t>
+      </w:r>
+      <w:r>
+        <w:rPr>
+          <w:b/>
+          <w:lang w:val="id_ID" w:bidi="id_ID"/>
+        </w:rPr>
+        <w:t>Dia</w:t>
+      </w:r>
+      <w:r>
+        <w:rPr>
+          <w:lang w:val="id_ID" w:bidi="id_ID"/>
+        </w:rPr>
+        <w:t xml:space="preserve"> merujuk kepada Yesus, yang disebut "Firman." Jika lebih memudahkan dalam bahasa sasaran, Anda bisa menyatakannya secara eksplisit. Alternatif terjemahan: "Yesus" atau "Sang Firman."</w:t>
+      </w:r>
+    </w:p>
+    <w:p>
+      <w:pPr/>
+      <w:r>
+        <w:rPr>
+          <w:lang w:val="id_ID" w:bidi="id_ID"/>
+        </w:rPr>
+      </w:r>
+      <w:r>
+        <w:rPr>
+          <w:lang w:val="id_ID" w:bidi="id_ID"/>
+        </w:rPr>
+        <w:t xml:space="preserve">Lihat: </w:t>
+      </w:r>
+      <w:r>
+        <w:rPr>
+          <w:lang w:val="id_ID" w:bidi="id_ID"/>
+        </w:rPr>
+        <w:t>Kata Ganti — Kapan Menggunakannya</w:t>
       </w:r>
       <w:r>
         <w:rPr>

--- a/ind/docx/43.content.docx
+++ b/ind/docx/43.content.docx
@@ -618,7 +618,7 @@
           <w:b/>
           <w:lang w:val="id_ID" w:bidi="id_ID"/>
         </w:rPr>
-        <w:t>"Segala sesuatu dijadikan oleh Dia"</w:t>
+        <w:t>πάντα δι’ αὐτοῦ ἐγένετο</w:t>
       </w:r>
     </w:p>
     <w:p>
@@ -630,9 +630,10 @@
       </w:r>
       <w:r>
         <w:rPr>
-          <w:lang w:val="id_ID" w:bidi="id_ID"/>
-        </w:rPr>
-        <w:t>Jika bahasa Anda tidak menggunakan bentuk pasif dengan cara ini, Anda bisa menyampaikan konsep tersebut dalam bentuk aktif atau dengan cara lain yang wajar dalam bahasa Anda. Jika Anda perlu menyatakan siapa yang melakukan tindakan tersebut, Yohanes menyiratkan bahwa Allah yang melakukannya. Terjemahan alternatif: “Allah menciptakan segala sesuatu melalui Dia”</w:t>
+          <w:b/>
+          <w:lang w:val="id_ID" w:bidi="id_ID"/>
+        </w:rPr>
+        <w:t>"Segala sesuatu dijadikan oleh Dia"</w:t>
       </w:r>
     </w:p>
     <w:p>
@@ -646,23 +647,7 @@
         <w:rPr>
           <w:lang w:val="id_ID" w:bidi="id_ID"/>
         </w:rPr>
-        <w:t xml:space="preserve">Lihat: </w:t>
-      </w:r>
-      <w:r>
-        <w:rPr>
-          <w:lang w:val="id_ID" w:bidi="id_ID"/>
-        </w:rPr>
-        <w:t>Aktif atau Pasif</w:t>
-      </w:r>
-      <w:r>
-        <w:rPr>
-          <w:lang w:val="id_ID" w:bidi="id_ID"/>
-        </w:rPr>
-      </w:r>
-      <w:r>
-        <w:rPr>
-          <w:lang w:val="id_ID" w:bidi="id_ID"/>
-        </w:rPr>
+        <w:t>Jika bahasa Anda tidak menggunakan bentuk pasif dengan cara ini, Anda bisa menyampaikan konsep tersebut dalam bentuk aktif atau dengan cara lain yang wajar dalam bahasa Anda. Jika Anda perlu menyatakan siapa yang melakukan tindakan tersebut, Yohanes menyiratkan bahwa Allah yang melakukannya. Terjemahan alternatif: “Allah menciptakan segala sesuatu melalui Dia”</w:t>
       </w:r>
     </w:p>
     <w:p>
@@ -672,8 +657,38 @@
           <w:lang w:val="id_ID" w:bidi="id_ID"/>
         </w:rPr>
       </w:r>
+      <w:r>
+        <w:rPr>
+          <w:lang w:val="id_ID" w:bidi="id_ID"/>
+        </w:rPr>
+        <w:t xml:space="preserve">Lihat: </w:t>
+      </w:r>
+      <w:r>
+        <w:rPr>
+          <w:lang w:val="id_ID" w:bidi="id_ID"/>
+        </w:rPr>
+        <w:t>Aktif atau Pasif</w:t>
+      </w:r>
+      <w:r>
+        <w:rPr>
+          <w:lang w:val="id_ID" w:bidi="id_ID"/>
+        </w:rPr>
+      </w:r>
+      <w:r>
+        <w:rPr>
+          <w:lang w:val="id_ID" w:bidi="id_ID"/>
+        </w:rPr>
+      </w:r>
     </w:p>
     <w:p>
+      <w:pPr/>
+      <w:r>
+        <w:rPr>
+          <w:lang w:val="id_ID" w:bidi="id_ID"/>
+        </w:rPr>
+      </w:r>
+    </w:p>
+    <w:p>
       <w:pPr>
         <w:pStyle w:val="Heading2"/>
       </w:pPr>
@@ -687,6 +702,21 @@
         <w:rPr>
           <w:lang w:val="id_ID" w:bidi="id_ID"/>
         </w:rPr>
+      </w:r>
+    </w:p>
+    <w:p>
+      <w:pPr/>
+      <w:r>
+        <w:rPr>
+          <w:lang w:val="id_ID" w:bidi="id_ID"/>
+        </w:rPr>
+      </w:r>
+      <w:r>
+        <w:rPr>
+          <w:b/>
+          <w:lang w:val="id_ID" w:bidi="id_ID"/>
+        </w:rPr>
+        <w:t>αὐτοῦ</w:t>
       </w:r>
     </w:p>
     <w:p>
